--- a/docs/산출물_20260904/08_이중입고_공출고_시험_보고서.docx
+++ b/docs/산출물_20260904/08_이중입고_공출고_시험_보고서.docx
@@ -2630,7 +2630,7 @@
           <w:b/>
           <w:sz w:val="20"/>
         </w:rPr>
-        <w:t>공출고</w:t>
+        <w:t>공출고 — 현장 운용은 재지정이 아니라 삭제다</w:t>
       </w:r>
     </w:p>
     <w:p>
@@ -2666,7 +2666,7 @@
         <w:rPr>
           <w:sz w:val="20"/>
         </w:rPr>
-        <w:t>상위가 같은 호기의 다른 셀을 출발지로 R 전문(R_Kind=2) 재지정</w:t>
+        <w:t>상위(IMS)가 그 작업을 삭제한다 (담당자 확인 후)</w:t>
       </w:r>
     </w:p>
     <w:p>
@@ -2678,7 +2678,7 @@
         <w:rPr>
           <w:sz w:val="20"/>
         </w:rPr>
-        <w:t>WCS 가 작업 상태를 05(공출고 재지정)으로 바꾸고, 스케줄러가 새 셀로 크레인 재지시</w:t>
+        <w:t>운전자가 WCS 운전 화면 [작업정보] 에서 같은 작업을 삭제한다 (확인 대화상자 후)</w:t>
       </w:r>
     </w:p>
     <w:p>
@@ -2690,7 +2690,17 @@
         <w:rPr>
           <w:sz w:val="20"/>
         </w:rPr>
-        <w:t>크레인이 새 지시를 받으면서 에러 해제 → 정상 출고 완료</w:t>
+        <w:t>재고가 실제로 있는 셀로 상위가 새 출고를 지시한다</w:t>
+      </w:r>
+    </w:p>
+    <w:p>
+      <w:r>
+        <w:rPr>
+          <w:b w:val="0"/>
+          <w:color w:val="666666"/>
+          <w:sz w:val="18"/>
+        </w:rPr>
+        <w:t>※ 본 시험은 규격상 정의된 R 전문(R_Kind=2) 재지정 경로로 12 회 검증했다. IMS 담당자 확인 결과 현장에서는 공출고 재지정을 쓰지 않고 위와 같이 삭제하므로, 시뮬레이터(HOST_SIM)의 버튼도 [공출고 작업 삭제] 로 바꾸었다. WCS 의 R_Kind=2 처리는 규격 지원으로 남겨 두었다(상위가 보내지 않으면 동작하지 않는다).</w:t>
       </w:r>
     </w:p>
     <w:p>
@@ -2710,7 +2720,7 @@
         <w:rPr>
           <w:sz w:val="20"/>
         </w:rPr>
-        <w:t>실 크레인이 에러 상태에서 새 지시를 받아 스스로 에러를 푸는지, 아니면 운전자의 에러 해제가 먼저 필요한지. EQP_SIM 은 새 지시 수신 시 해제하도록 맞춰 두었다.</w:t>
+        <w:t>설비 에러 해제 : 구 ECS 에도 S/C · RGV 에러를 해제하는 화면 기능은 없다. 설비에서 알람이 해제되면 설비가 AlarmResetReport 로 알리고 ECS 는 Ack 만 한다. 현장에서 크레인 에러를 누가 어떻게 푸는지 확인이 필요하다. (EQP_SIM 은 새 지시를 받으면 해제하도록 맞춰 두었다.)</w:t>
       </w:r>
     </w:p>
     <w:p>

--- a/docs/산출물_20260904/08_이중입고_공출고_시험_보고서.docx
+++ b/docs/산출물_20260904/08_이중입고_공출고_시험_보고서.docx
@@ -54,7 +54,7 @@
           <w:b w:val="0"/>
           <w:sz w:val="20"/>
         </w:rPr>
-        <w:t>크레인이 이중입고(에러 54) 또는 공출고(에러 58)를 낸 뒤, 상위(WMS/IMS)의 재지정을 받아 작업이 정상으로 돌아오는지 반복 확인한다.</w:t>
+        <w:t>크레인이 이중입고(에러 54) 또는 공출고(에러 58)를 낸 뒤, 정해진 절차로 작업이 정상으로 돌아오는지 반복 확인한다. 두 에러의 회복 절차는 서로 다르다.</w:t>
       </w:r>
     </w:p>
     <w:tbl>
@@ -65,13 +65,14 @@
         <w:tblLook w:firstColumn="1" w:firstRow="1" w:lastColumn="0" w:lastRow="0" w:noHBand="0" w:noVBand="1" w:val="04A0"/>
       </w:tblPr>
       <w:tblGrid>
-        <w:gridCol w:w="4986"/>
-        <w:gridCol w:w="4986"/>
+        <w:gridCol w:w="3324"/>
+        <w:gridCol w:w="3324"/>
+        <w:gridCol w:w="3324"/>
       </w:tblGrid>
       <w:tr>
         <w:tc>
           <w:tcPr>
-            <w:tcW w:type="dxa" w:w="1814"/>
+            <w:tcW w:type="dxa" w:w="1474"/>
             <w:shd w:val="clear" w:color="auto" w:fill="1E2761"/>
           </w:tcPr>
           <w:p>
@@ -91,7 +92,7 @@
         </w:tc>
         <w:tc>
           <w:tcPr>
-            <w:tcW w:type="dxa" w:w="7654"/>
+            <w:tcW w:type="dxa" w:w="4082"/>
             <w:shd w:val="clear" w:color="auto" w:fill="1E2761"/>
           </w:tcPr>
           <w:p>
@@ -105,7 +106,27 @@
                 <w:color w:val="FFFFFF"/>
                 <w:sz w:val="18"/>
               </w:rPr>
-              <w:t>내용</w:t>
+              <w:t>이중입고 (에러 54)</w:t>
+            </w:r>
+          </w:p>
+        </w:tc>
+        <w:tc>
+          <w:tcPr>
+            <w:tcW w:type="dxa" w:w="3969"/>
+            <w:shd w:val="clear" w:color="auto" w:fill="1E2761"/>
+          </w:tcPr>
+          <w:p>
+            <w:pPr>
+              <w:jc w:val="center"/>
+            </w:pPr>
+            <w:r/>
+            <w:r>
+              <w:rPr>
+                <w:b/>
+                <w:color w:val="FFFFFF"/>
+                <w:sz w:val="18"/>
+              </w:rPr>
+              <w:t>공출고 (에러 58)</w:t>
             </w:r>
           </w:p>
         </w:tc>
@@ -113,7 +134,7 @@
       <w:tr>
         <w:tc>
           <w:tcPr>
-            <w:tcW w:type="dxa" w:w="1814"/>
+            <w:tcW w:type="dxa" w:w="1474"/>
           </w:tcPr>
           <w:p>
             <w:r/>
@@ -127,7 +148,7 @@
         </w:tc>
         <w:tc>
           <w:tcPr>
-            <w:tcW w:type="dxa" w:w="7654"/>
+            <w:tcW w:type="dxa" w:w="4082"/>
           </w:tcPr>
           <w:p>
             <w:r/>
@@ -135,7 +156,21 @@
               <w:rPr>
                 <w:sz w:val="18"/>
               </w:rPr>
-              <w:t>EQP_SIM 의 [이중입고 에러] / [공출고 에러] 체크박스</w:t>
+              <w:t>EQP_SIM [이중입고 에러] 체크박스</w:t>
+            </w:r>
+          </w:p>
+        </w:tc>
+        <w:tc>
+          <w:tcPr>
+            <w:tcW w:type="dxa" w:w="3969"/>
+          </w:tcPr>
+          <w:p>
+            <w:r/>
+            <w:r>
+              <w:rPr>
+                <w:sz w:val="18"/>
+              </w:rPr>
+              <w:t>EQP_SIM [공출고 에러] 체크박스</w:t>
             </w:r>
           </w:p>
         </w:tc>
@@ -143,7 +178,7 @@
       <w:tr>
         <w:tc>
           <w:tcPr>
-            <w:tcW w:type="dxa" w:w="1814"/>
+            <w:tcW w:type="dxa" w:w="1474"/>
           </w:tcPr>
           <w:p>
             <w:r/>
@@ -157,7 +192,7 @@
         </w:tc>
         <w:tc>
           <w:tcPr>
-            <w:tcW w:type="dxa" w:w="7654"/>
+            <w:tcW w:type="dxa" w:w="4082"/>
           </w:tcPr>
           <w:p>
             <w:r/>
@@ -165,7 +200,21 @@
               <w:rPr>
                 <w:sz w:val="18"/>
               </w:rPr>
-              <w:t>WCS 가 E 전문으로 상위에 보고 (DeviceClass=1, ErrorKind 1=이중입고 / 3=공출고)</w:t>
+              <w:t>WCS → E 전문 (ErrorKind=1)</w:t>
+            </w:r>
+          </w:p>
+        </w:tc>
+        <w:tc>
+          <w:tcPr>
+            <w:tcW w:type="dxa" w:w="3969"/>
+          </w:tcPr>
+          <w:p>
+            <w:r/>
+            <w:r>
+              <w:rPr>
+                <w:sz w:val="18"/>
+              </w:rPr>
+              <w:t>WCS → E 전문 (ErrorKind=3)</w:t>
             </w:r>
           </w:p>
         </w:tc>
@@ -173,7 +222,7 @@
       <w:tr>
         <w:tc>
           <w:tcPr>
-            <w:tcW w:type="dxa" w:w="1814"/>
+            <w:tcW w:type="dxa" w:w="1474"/>
           </w:tcPr>
           <w:p>
             <w:r/>
@@ -181,13 +230,13 @@
               <w:rPr>
                 <w:sz w:val="18"/>
               </w:rPr>
-              <w:t>재지정</w:t>
+              <w:t>상위 처리</w:t>
             </w:r>
           </w:p>
         </w:tc>
         <w:tc>
           <w:tcPr>
-            <w:tcW w:type="dxa" w:w="7654"/>
+            <w:tcW w:type="dxa" w:w="4082"/>
           </w:tcPr>
           <w:p>
             <w:r/>
@@ -195,7 +244,21 @@
               <w:rPr>
                 <w:sz w:val="18"/>
               </w:rPr>
-              <w:t>HOST_SIM 의 [재지정 처리] 버튼 → R 전문 (R_Kind 1=입고 / 2=출고)</w:t>
+              <w:t>HOST_SIM [이중입고 재지정] → R 전문(R_Kind=1)로 다른 셀 지정</w:t>
+            </w:r>
+          </w:p>
+        </w:tc>
+        <w:tc>
+          <w:tcPr>
+            <w:tcW w:type="dxa" w:w="3969"/>
+          </w:tcPr>
+          <w:p>
+            <w:r/>
+            <w:r>
+              <w:rPr>
+                <w:sz w:val="18"/>
+              </w:rPr>
+              <w:t>HOST_SIM [공출고 작업 삭제] — 재지정이 없다</w:t>
             </w:r>
           </w:p>
         </w:tc>
@@ -203,7 +266,95 @@
       <w:tr>
         <w:tc>
           <w:tcPr>
-            <w:tcW w:type="dxa" w:w="1814"/>
+            <w:tcW w:type="dxa" w:w="1474"/>
+          </w:tcPr>
+          <w:p>
+            <w:r/>
+            <w:r>
+              <w:rPr>
+                <w:sz w:val="18"/>
+              </w:rPr>
+              <w:t>WCS 처리</w:t>
+            </w:r>
+          </w:p>
+        </w:tc>
+        <w:tc>
+          <w:tcPr>
+            <w:tcW w:type="dxa" w:w="4082"/>
+          </w:tcPr>
+          <w:p>
+            <w:r/>
+            <w:r>
+              <w:rPr>
+                <w:sz w:val="18"/>
+              </w:rPr>
+              <w:t>스케줄러가 새 셀로 크레인 재지시</w:t>
+            </w:r>
+          </w:p>
+        </w:tc>
+        <w:tc>
+          <w:tcPr>
+            <w:tcW w:type="dxa" w:w="3969"/>
+          </w:tcPr>
+          <w:p>
+            <w:r/>
+            <w:r>
+              <w:rPr>
+                <w:sz w:val="18"/>
+              </w:rPr>
+              <w:t>운전자가 [작업정보] 에서 작업 삭제</w:t>
+            </w:r>
+          </w:p>
+        </w:tc>
+      </w:tr>
+      <w:tr>
+        <w:tc>
+          <w:tcPr>
+            <w:tcW w:type="dxa" w:w="1474"/>
+          </w:tcPr>
+          <w:p>
+            <w:r/>
+            <w:r>
+              <w:rPr>
+                <w:sz w:val="18"/>
+              </w:rPr>
+              <w:t>에러 해제</w:t>
+            </w:r>
+          </w:p>
+        </w:tc>
+        <w:tc>
+          <w:tcPr>
+            <w:tcW w:type="dxa" w:w="4082"/>
+          </w:tcPr>
+          <w:p>
+            <w:r/>
+            <w:r>
+              <w:rPr>
+                <w:sz w:val="18"/>
+              </w:rPr>
+              <w:t>새 지시를 받으면서 설비가 해제</w:t>
+            </w:r>
+          </w:p>
+        </w:tc>
+        <w:tc>
+          <w:tcPr>
+            <w:tcW w:type="dxa" w:w="3969"/>
+          </w:tcPr>
+          <w:p>
+            <w:r/>
+            <w:r>
+              <w:rPr>
+                <w:sz w:val="18"/>
+              </w:rPr>
+              <w:t>EQP_SIM [설비 에러 해제] (현장 조작반)</w:t>
+            </w:r>
+          </w:p>
+        </w:tc>
+      </w:tr>
+      <w:tr>
+        <w:tc>
+          <w:tcPr>
+            <w:tcW w:type="dxa" w:w="1474"/>
           </w:tcPr>
           <w:p>
             <w:r/>
@@ -217,7 +368,7 @@
         </w:tc>
         <w:tc>
           <w:tcPr>
-            <w:tcW w:type="dxa" w:w="7654"/>
+            <w:tcW w:type="dxa" w:w="4082"/>
           </w:tcPr>
           <w:p>
             <w:r/>
@@ -225,7 +376,21 @@
               <w:rPr>
                 <w:sz w:val="18"/>
               </w:rPr>
-              <w:t>재지정 후 크레인 에러코드가 해제되고 작업이 다시 진행되면 성공</w:t>
+              <w:t>크레인 에러코드가 해제되고 순환이 이어지면 성공</w:t>
+            </w:r>
+          </w:p>
+        </w:tc>
+        <w:tc>
+          <w:tcPr>
+            <w:tcW w:type="dxa" w:w="3969"/>
+          </w:tcPr>
+          <w:p>
+            <w:r/>
+            <w:r>
+              <w:rPr>
+                <w:sz w:val="18"/>
+              </w:rPr>
+              <w:t>좌동</w:t>
             </w:r>
           </w:p>
         </w:tc>
@@ -233,7 +398,7 @@
       <w:tr>
         <w:tc>
           <w:tcPr>
-            <w:tcW w:type="dxa" w:w="1814"/>
+            <w:tcW w:type="dxa" w:w="1474"/>
           </w:tcPr>
           <w:p>
             <w:r/>
@@ -247,7 +412,7 @@
         </w:tc>
         <w:tc>
           <w:tcPr>
-            <w:tcW w:type="dxa" w:w="7654"/>
+            <w:tcW w:type="dxa" w:w="4082"/>
           </w:tcPr>
           <w:p>
             <w:r/>
@@ -255,13 +420,37 @@
               <w:rPr>
                 <w:sz w:val="18"/>
               </w:rPr>
-              <w:t>각 12 회</w:t>
+              <w:t>12 회</w:t>
+            </w:r>
+          </w:p>
+        </w:tc>
+        <w:tc>
+          <w:tcPr>
+            <w:tcW w:type="dxa" w:w="3969"/>
+          </w:tcPr>
+          <w:p>
+            <w:r/>
+            <w:r>
+              <w:rPr>
+                <w:sz w:val="18"/>
+              </w:rPr>
+              <w:t>12 회</w:t>
             </w:r>
           </w:p>
         </w:tc>
       </w:tr>
     </w:tbl>
     <w:p/>
+    <w:p>
+      <w:r>
+        <w:rPr>
+          <w:b w:val="0"/>
+          <w:color w:val="666666"/>
+          <w:sz w:val="18"/>
+        </w:rPr>
+        <w:t>※ 운전 화면의 작업 삭제와 설비 조작반의 에러 해제는 사람이 하는 조작이다. 반복 시험에서는 운전 화면이 실행하는 것과 같은 삭제를 스크립트가 대행하고, 설비 에러 해제는 EQP_SIM 의 [설비 에러 해제] 버튼을 눌러 대행했다.</w:t>
+      </w:r>
+    </w:p>
     <w:p>
       <w:pPr>
         <w:pStyle w:val="Heading1"/>
@@ -625,7 +814,7 @@
               <w:rPr>
                 <w:sz w:val="18"/>
               </w:rPr>
-              <w:t>02:08:26</w:t>
+              <w:t>12:35:56</w:t>
             </w:r>
           </w:p>
         </w:tc>
@@ -639,7 +828,7 @@
               <w:rPr>
                 <w:sz w:val="18"/>
               </w:rPr>
-              <w:t>재지정 후 정상 복귀 (209 초)</w:t>
+              <w:t>재지정 후 정상 복귀 (51 초)</w:t>
             </w:r>
           </w:p>
         </w:tc>
@@ -683,7 +872,7 @@
               <w:rPr>
                 <w:sz w:val="18"/>
               </w:rPr>
-              <w:t>02:12:49</w:t>
+              <w:t>12:40:00</w:t>
             </w:r>
           </w:p>
         </w:tc>
@@ -697,7 +886,7 @@
               <w:rPr>
                 <w:sz w:val="18"/>
               </w:rPr>
-              <w:t>재지정 후 정상 복귀 (251 초)</w:t>
+              <w:t>재지정 후 정상 복귀 (232 초)</w:t>
             </w:r>
           </w:p>
         </w:tc>
@@ -741,7 +930,7 @@
               <w:rPr>
                 <w:sz w:val="18"/>
               </w:rPr>
-              <w:t>02:17:10</w:t>
+              <w:t>12:43:17</w:t>
             </w:r>
           </w:p>
         </w:tc>
@@ -755,7 +944,7 @@
               <w:rPr>
                 <w:sz w:val="18"/>
               </w:rPr>
-              <w:t>재지정 후 정상 복귀 (249 초)</w:t>
+              <w:t>재지정 후 정상 복귀 (185 초)</w:t>
             </w:r>
           </w:p>
         </w:tc>
@@ -799,7 +988,7 @@
               <w:rPr>
                 <w:sz w:val="18"/>
               </w:rPr>
-              <w:t>02:21:36</w:t>
+              <w:t>12:46:52</w:t>
             </w:r>
           </w:p>
         </w:tc>
@@ -813,7 +1002,7 @@
               <w:rPr>
                 <w:sz w:val="18"/>
               </w:rPr>
-              <w:t>재지정 후 정상 복귀 (254 초)</w:t>
+              <w:t>재지정 후 정상 복귀 (202 초)</w:t>
             </w:r>
           </w:p>
         </w:tc>
@@ -857,7 +1046,7 @@
               <w:rPr>
                 <w:sz w:val="18"/>
               </w:rPr>
-              <w:t>02:25:56</w:t>
+              <w:t>12:50:14</w:t>
             </w:r>
           </w:p>
         </w:tc>
@@ -871,7 +1060,7 @@
               <w:rPr>
                 <w:sz w:val="18"/>
               </w:rPr>
-              <w:t>재지정 후 정상 복귀 (248 초)</w:t>
+              <w:t>재지정 후 정상 복귀 (191 초)</w:t>
             </w:r>
           </w:p>
         </w:tc>
@@ -915,7 +1104,7 @@
               <w:rPr>
                 <w:sz w:val="18"/>
               </w:rPr>
-              <w:t>02:30:19</w:t>
+              <w:t>12:53:34</w:t>
             </w:r>
           </w:p>
         </w:tc>
@@ -929,7 +1118,7 @@
               <w:rPr>
                 <w:sz w:val="18"/>
               </w:rPr>
-              <w:t>재지정 후 정상 복귀 (251 초)</w:t>
+              <w:t>재지정 후 정상 복귀 (188 초)</w:t>
             </w:r>
           </w:p>
         </w:tc>
@@ -973,7 +1162,7 @@
               <w:rPr>
                 <w:sz w:val="18"/>
               </w:rPr>
-              <w:t>02:34:45</w:t>
+              <w:t>12:57:14</w:t>
             </w:r>
           </w:p>
         </w:tc>
@@ -987,7 +1176,7 @@
               <w:rPr>
                 <w:sz w:val="18"/>
               </w:rPr>
-              <w:t>재지정 후 정상 복귀 (254 초)</w:t>
+              <w:t>재지정 후 정상 복귀 (207 초)</w:t>
             </w:r>
           </w:p>
         </w:tc>
@@ -1031,7 +1220,7 @@
               <w:rPr>
                 <w:sz w:val="18"/>
               </w:rPr>
-              <w:t>02:39:09</w:t>
+              <w:t>13:00:27</w:t>
             </w:r>
           </w:p>
         </w:tc>
@@ -1045,7 +1234,7 @@
               <w:rPr>
                 <w:sz w:val="18"/>
               </w:rPr>
-              <w:t>재지정 후 정상 복귀 (252 초)</w:t>
+              <w:t>재지정 후 정상 복귀 (181 초)</w:t>
             </w:r>
           </w:p>
         </w:tc>
@@ -1089,7 +1278,7 @@
               <w:rPr>
                 <w:sz w:val="18"/>
               </w:rPr>
-              <w:t>02:43:31</w:t>
+              <w:t>13:04:07</w:t>
             </w:r>
           </w:p>
         </w:tc>
@@ -1103,7 +1292,7 @@
               <w:rPr>
                 <w:sz w:val="18"/>
               </w:rPr>
-              <w:t>재지정 후 정상 복귀 (249 초)</w:t>
+              <w:t>재지정 후 정상 복귀 (208 초)</w:t>
             </w:r>
           </w:p>
         </w:tc>
@@ -1147,7 +1336,7 @@
               <w:rPr>
                 <w:sz w:val="18"/>
               </w:rPr>
-              <w:t>02:47:51</w:t>
+              <w:t>13:07:32</w:t>
             </w:r>
           </w:p>
         </w:tc>
@@ -1161,7 +1350,7 @@
               <w:rPr>
                 <w:sz w:val="18"/>
               </w:rPr>
-              <w:t>재지정 후 정상 복귀 (248 초)</w:t>
+              <w:t>재지정 후 정상 복귀 (193 초)</w:t>
             </w:r>
           </w:p>
         </w:tc>
@@ -1205,7 +1394,7 @@
               <w:rPr>
                 <w:sz w:val="18"/>
               </w:rPr>
-              <w:t>02:52:15</w:t>
+              <w:t>13:10:53</w:t>
             </w:r>
           </w:p>
         </w:tc>
@@ -1219,7 +1408,7 @@
               <w:rPr>
                 <w:sz w:val="18"/>
               </w:rPr>
-              <w:t>재지정 후 정상 복귀 (252 초)</w:t>
+              <w:t>재지정 후 정상 복귀 (189 초)</w:t>
             </w:r>
           </w:p>
         </w:tc>
@@ -1263,7 +1452,7 @@
               <w:rPr>
                 <w:sz w:val="18"/>
               </w:rPr>
-              <w:t>02:56:38</w:t>
+              <w:t>13:14:17</w:t>
             </w:r>
           </w:p>
         </w:tc>
@@ -1277,7 +1466,7 @@
               <w:rPr>
                 <w:sz w:val="18"/>
               </w:rPr>
-              <w:t>재지정 후 정상 복귀 (251 초)</w:t>
+              <w:t>재지정 후 정상 복귀 (191 초)</w:t>
             </w:r>
           </w:p>
         </w:tc>
@@ -1426,7 +1615,7 @@
               <w:rPr>
                 <w:sz w:val="18"/>
               </w:rPr>
-              <w:t>02:57:06</w:t>
+              <w:t>13:14:44</w:t>
             </w:r>
           </w:p>
         </w:tc>
@@ -1440,7 +1629,7 @@
               <w:rPr>
                 <w:sz w:val="18"/>
               </w:rPr>
-              <w:t>재지정 후 정상 복귀 (17 초)</w:t>
+              <w:t>삭제 후 정상 복귀 (16 초)</w:t>
             </w:r>
           </w:p>
         </w:tc>
@@ -1484,7 +1673,7 @@
               <w:rPr>
                 <w:sz w:val="18"/>
               </w:rPr>
-              <w:t>03:01:32</w:t>
+              <w:t>13:18:07</w:t>
             </w:r>
           </w:p>
         </w:tc>
@@ -1498,7 +1687,7 @@
               <w:rPr>
                 <w:sz w:val="18"/>
               </w:rPr>
-              <w:t>재지정 후 정상 복귀 (254 초)</w:t>
+              <w:t>삭제 후 정상 복귀 (191 초)</w:t>
             </w:r>
           </w:p>
         </w:tc>
@@ -1542,7 +1731,7 @@
               <w:rPr>
                 <w:sz w:val="18"/>
               </w:rPr>
-              <w:t>03:05:52</w:t>
+              <w:t>13:21:16</w:t>
             </w:r>
           </w:p>
         </w:tc>
@@ -1556,7 +1745,7 @@
               <w:rPr>
                 <w:sz w:val="18"/>
               </w:rPr>
-              <w:t>재지정 후 정상 복귀 (248 초)</w:t>
+              <w:t>삭제 후 정상 복귀 (177 초)</w:t>
             </w:r>
           </w:p>
         </w:tc>
@@ -1600,7 +1789,7 @@
               <w:rPr>
                 <w:sz w:val="18"/>
               </w:rPr>
-              <w:t>03:10:12</w:t>
+              <w:t>13:24:51</w:t>
             </w:r>
           </w:p>
         </w:tc>
@@ -1614,7 +1803,7 @@
               <w:rPr>
                 <w:sz w:val="18"/>
               </w:rPr>
-              <w:t>재지정 후 정상 복귀 (248 초)</w:t>
+              <w:t>삭제 후 정상 복귀 (203 초)</w:t>
             </w:r>
           </w:p>
         </w:tc>
@@ -1658,7 +1847,7 @@
               <w:rPr>
                 <w:sz w:val="18"/>
               </w:rPr>
-              <w:t>03:14:38</w:t>
+              <w:t>13:28:26</w:t>
             </w:r>
           </w:p>
         </w:tc>
@@ -1672,7 +1861,7 @@
               <w:rPr>
                 <w:sz w:val="18"/>
               </w:rPr>
-              <w:t>재지정 후 정상 복귀 (254 초)</w:t>
+              <w:t>삭제 후 정상 복귀 (202 초)</w:t>
             </w:r>
           </w:p>
         </w:tc>
@@ -1716,7 +1905,7 @@
               <w:rPr>
                 <w:sz w:val="18"/>
               </w:rPr>
-              <w:t>03:19:01</w:t>
+              <w:t>13:31:41</w:t>
             </w:r>
           </w:p>
         </w:tc>
@@ -1730,7 +1919,7 @@
               <w:rPr>
                 <w:sz w:val="18"/>
               </w:rPr>
-              <w:t>재지정 후 정상 복귀 (251 초)</w:t>
+              <w:t>삭제 후 정상 복귀 (183 초)</w:t>
             </w:r>
           </w:p>
         </w:tc>
@@ -1774,7 +1963,7 @@
               <w:rPr>
                 <w:sz w:val="18"/>
               </w:rPr>
-              <w:t>03:23:28</w:t>
+              <w:t>13:35:05</w:t>
             </w:r>
           </w:p>
         </w:tc>
@@ -1788,7 +1977,7 @@
               <w:rPr>
                 <w:sz w:val="18"/>
               </w:rPr>
-              <w:t>재지정 후 정상 복귀 (256 초)</w:t>
+              <w:t>삭제 후 정상 복귀 (192 초)</w:t>
             </w:r>
           </w:p>
         </w:tc>
@@ -1832,7 +2021,7 @@
               <w:rPr>
                 <w:sz w:val="18"/>
               </w:rPr>
-              <w:t>03:27:51</w:t>
+              <w:t>13:38:31</w:t>
             </w:r>
           </w:p>
         </w:tc>
@@ -1846,7 +2035,7 @@
               <w:rPr>
                 <w:sz w:val="18"/>
               </w:rPr>
-              <w:t>재지정 후 정상 복귀 (251 초)</w:t>
+              <w:t>삭제 후 정상 복귀 (194 초)</w:t>
             </w:r>
           </w:p>
         </w:tc>
@@ -1890,7 +2079,7 @@
               <w:rPr>
                 <w:sz w:val="18"/>
               </w:rPr>
-              <w:t>03:32:17</w:t>
+              <w:t>13:42:01</w:t>
             </w:r>
           </w:p>
         </w:tc>
@@ -1904,7 +2093,7 @@
               <w:rPr>
                 <w:sz w:val="18"/>
               </w:rPr>
-              <w:t>재지정 후 정상 복귀 (254 초)</w:t>
+              <w:t>삭제 후 정상 복귀 (197 초)</w:t>
             </w:r>
           </w:p>
         </w:tc>
@@ -1948,7 +2137,7 @@
               <w:rPr>
                 <w:sz w:val="18"/>
               </w:rPr>
-              <w:t>03:36:37</w:t>
+              <w:t>13:45:28</w:t>
             </w:r>
           </w:p>
         </w:tc>
@@ -1962,7 +2151,7 @@
               <w:rPr>
                 <w:sz w:val="18"/>
               </w:rPr>
-              <w:t>재지정 후 정상 복귀 (248 초)</w:t>
+              <w:t>삭제 후 정상 복귀 (195 초)</w:t>
             </w:r>
           </w:p>
         </w:tc>
@@ -2006,7 +2195,7 @@
               <w:rPr>
                 <w:sz w:val="18"/>
               </w:rPr>
-              <w:t>03:40:57</w:t>
+              <w:t>13:48:29</w:t>
             </w:r>
           </w:p>
         </w:tc>
@@ -2020,7 +2209,7 @@
               <w:rPr>
                 <w:sz w:val="18"/>
               </w:rPr>
-              <w:t>재지정 후 정상 복귀 (248 초)</w:t>
+              <w:t>삭제 후 정상 복귀 (169 초)</w:t>
             </w:r>
           </w:p>
         </w:tc>
@@ -2064,7 +2253,7 @@
               <w:rPr>
                 <w:sz w:val="18"/>
               </w:rPr>
-              <w:t>03:45:22</w:t>
+              <w:t>13:51:30</w:t>
             </w:r>
           </w:p>
         </w:tc>
@@ -2078,7 +2267,7 @@
               <w:rPr>
                 <w:sz w:val="18"/>
               </w:rPr>
-              <w:t>재지정 후 정상 복귀 (253 초)</w:t>
+              <w:t>삭제 후 정상 복귀 (169 초)</w:t>
             </w:r>
           </w:p>
         </w:tc>
@@ -2545,8 +2734,76 @@
           </w:p>
         </w:tc>
       </w:tr>
+      <w:tr>
+        <w:tc>
+          <w:tcPr>
+            <w:tcW w:type="dxa" w:w="567"/>
+          </w:tcPr>
+          <w:p>
+            <w:r/>
+            <w:r>
+              <w:rPr>
+                <w:sz w:val="17"/>
+              </w:rPr>
+              <w:t>7</w:t>
+            </w:r>
+          </w:p>
+        </w:tc>
+        <w:tc>
+          <w:tcPr>
+            <w:tcW w:type="dxa" w:w="2494"/>
+          </w:tcPr>
+          <w:p>
+            <w:r/>
+            <w:r>
+              <w:rPr>
+                <w:sz w:val="17"/>
+              </w:rPr>
+              <w:t>공출고를 삭제 방식으로 바꾸자 크레인 에러가 영영 남는다</w:t>
+            </w:r>
+          </w:p>
+        </w:tc>
+        <w:tc>
+          <w:tcPr>
+            <w:tcW w:type="dxa" w:w="3402"/>
+          </w:tcPr>
+          <w:p>
+            <w:r/>
+            <w:r>
+              <w:rPr>
+                <w:sz w:val="17"/>
+              </w:rPr>
+              <w:t>재지정이 없어 새 지시가 들어가지 않는데, 스케줄러는 에러난 크레인에 지시하지 않는다. 에러를 풀 수단이 어디에도 없었다</w:t>
+            </w:r>
+          </w:p>
+        </w:tc>
+        <w:tc>
+          <w:tcPr>
+            <w:tcW w:type="dxa" w:w="3061"/>
+          </w:tcPr>
+          <w:p>
+            <w:r/>
+            <w:r>
+              <w:rPr>
+                <w:sz w:val="17"/>
+              </w:rPr>
+              <w:t>현장에서 사람이 조작반에서 푸는 동작을 EQP_SIM [설비 에러 해제] 버튼으로 신설. TASK · Client 에는 자동 해제를 두지 않는다</w:t>
+            </w:r>
+          </w:p>
+        </w:tc>
+      </w:tr>
     </w:tbl>
     <w:p/>
+    <w:p>
+      <w:r>
+        <w:rPr>
+          <w:b w:val="0"/>
+          <w:color w:val="666666"/>
+          <w:sz w:val="18"/>
+        </w:rPr>
+        <w:t>※ 1~6 은 재지정 경로를 만들며 고친 것이고, 7 은 공출고를 삭제 방식으로 바꾸면서 드러난 것이다.</w:t>
+      </w:r>
+    </w:p>
     <w:p>
       <w:pPr>
         <w:pStyle w:val="Heading1"/>
@@ -2690,6 +2947,18 @@
         <w:rPr>
           <w:sz w:val="20"/>
         </w:rPr>
+        <w:t>운전자가 설비 조작반에서 크레인 에러를 해제한다 (재지정이 없으므로 이 조작이 반드시 필요하다)</w:t>
+      </w:r>
+    </w:p>
+    <w:p>
+      <w:pPr>
+        <w:pStyle w:val="ListBullet"/>
+        <w:ind w:left="567"/>
+      </w:pPr>
+      <w:r>
+        <w:rPr>
+          <w:sz w:val="20"/>
+        </w:rPr>
         <w:t>재고가 실제로 있는 셀로 상위가 새 출고를 지시한다</w:t>
       </w:r>
     </w:p>
@@ -2700,7 +2969,7 @@
           <w:color w:val="666666"/>
           <w:sz w:val="18"/>
         </w:rPr>
-        <w:t>※ 본 시험은 규격상 정의된 R 전문(R_Kind=2) 재지정 경로로 12 회 검증했다. IMS 담당자 확인 결과 현장에서는 공출고 재지정을 쓰지 않고 위와 같이 삭제하므로, 시뮬레이터(HOST_SIM)의 버튼도 [공출고 작업 삭제] 로 바꾸었다. WCS 의 R_Kind=2 처리는 규격 지원으로 남겨 두었다(상위가 보내지 않으면 동작하지 않는다).</w:t>
+        <w:t>※ WCS 의 R_Kind=2(출고 재지정) 처리는 규격 지원으로 남겨 두었다. 상위가 보내지 않으면 동작하지 않는다.</w:t>
       </w:r>
     </w:p>
     <w:p>
